--- a/data/revised_2026-10_full/tracked/v2/Core_Mathematics/SS2.3_Rotation/Core_Mathematics_Rotation_SummaryTable_TRACKED.docx
+++ b/data/revised_2026-10_full/tracked/v2/Core_Mathematics/SS2.3_Rotation/Core_Mathematics_Rotation_SummaryTable_TRACKED.docx
@@ -736,7 +736,7 @@
               </w:rPr>
               <w:t xml:space="preserve">Learners physically rotated paper cutouts of triangles and quadrilaterals about a fixed pin through </w:t>
             </w:r>
-            <w:del w:id="9001" w:author="Claude (AI) - proposed" w:date="2026-10-15T20:14:05Z">
+            <w:del w:id="9001" w:author="Claude (AI) - proposed" w:date="2026-10-18T00:27:33Z">
               <w:r>
                 <w:rPr>
                   <w:rFonts w:ascii="Arial" w:cs="Arial" w:eastAsia="Arial" w:hAnsi="Arial"/>
@@ -751,7 +751,7 @@
                 <w:delText xml:space="preserve">angles of 90°</w:delText>
               </w:r>
             </w:del>
-            <w:ins w:id="9002" w:author="Claude (AI) - proposed" w:date="2026-10-15T20:14:05Z">
+            <w:ins w:id="9002" w:author="Claude (AI) - proposed" w:date="2026-10-18T00:27:33Z">
               <w:r>
                 <w:rPr>
                   <w:rFonts w:ascii="Arial" w:cs="Arial" w:eastAsia="Arial" w:hAnsi="Arial"/>
@@ -779,7 +779,7 @@
               </w:rPr>
               <w:t xml:space="preserve">, 180°</w:t>
             </w:r>
-            <w:del w:id="9003" w:author="Claude (AI) - proposed" w:date="2026-10-15T20:14:05Z">
+            <w:del w:id="9003" w:author="Claude (AI) - proposed" w:date="2026-10-18T00:27:33Z">
               <w:r>
                 <w:rPr>
                   <w:rFonts w:ascii="Arial" w:cs="Arial" w:eastAsia="Arial" w:hAnsi="Arial"/>
@@ -794,7 +794,7 @@
                 <w:delText xml:space="preserve">, and 270° in both clockwise and anticlockwise directions</w:delText>
               </w:r>
             </w:del>
-            <w:ins w:id="9004" w:author="Claude (AI) - proposed" w:date="2026-10-15T20:14:05Z">
+            <w:ins w:id="9004" w:author="Claude (AI) - proposed" w:date="2026-10-18T00:27:33Z">
               <w:r>
                 <w:rPr>
                   <w:rFonts w:ascii="Arial" w:cs="Arial" w:eastAsia="Arial" w:hAnsi="Arial"/>
@@ -888,7 +888,7 @@
               </w:rPr>
               <w:t xml:space="preserve">Learners updated their cumulative annotated sketch model of the University of Nairobi clock, adding colour-coded arcs showing equal 90° angular displacement from multiple points on the minute hand, labelling the clock centre as 'invariant', recording the four properties in a box, and adding a posho mill millstone sketch with its axle labelled as 'centre of rotation'. Learners also updated the Driving Question Board with evidence notes (green) linking today's findings to prior DQB questions and new wonder notes (orange) pointing toward how exact image coordinates can be </w:t>
             </w:r>
-            <w:del w:id="9005" w:author="Claude (AI) - proposed" w:date="2026-10-15T20:14:05Z">
+            <w:del w:id="9005" w:author="Claude (AI) - proposed" w:date="2026-10-18T00:27:33Z">
               <w:r>
                 <w:rPr>
                   <w:rFonts w:ascii="Arial" w:cs="Arial" w:eastAsia="Arial" w:hAnsi="Arial"/>
@@ -903,7 +903,7 @@
                 <w:delText xml:space="preserve">calculated</w:delText>
               </w:r>
             </w:del>
-            <w:ins w:id="9006" w:author="Claude (AI) - proposed" w:date="2026-10-15T20:14:05Z">
+            <w:ins w:id="9006" w:author="Claude (AI) - proposed" w:date="2026-10-18T00:27:33Z">
               <w:r>
                 <w:rPr>
                   <w:rFonts w:ascii="Arial" w:cs="Arial" w:eastAsia="Arial" w:hAnsi="Arial"/>
@@ -931,7 +931,7 @@
               </w:rPr>
               <w:t xml:space="preserve"> — the focus of </w:t>
             </w:r>
-            <w:del w:id="9007" w:author="Claude (AI) - proposed" w:date="2026-10-15T20:14:05Z">
+            <w:del w:id="9007" w:author="Claude (AI) - proposed" w:date="2026-10-18T00:27:33Z">
               <w:r>
                 <w:rPr>
                   <w:rFonts w:ascii="Arial" w:cs="Arial" w:eastAsia="Arial" w:hAnsi="Arial"/>
@@ -946,7 +946,7 @@
                 <w:delText xml:space="preserve">Lesson 3</w:delText>
               </w:r>
             </w:del>
-            <w:ins w:id="9008" w:author="Claude (AI) - proposed" w:date="2026-10-15T20:14:05Z">
+            <w:ins w:id="9008" w:author="Claude (AI) - proposed" w:date="2026-10-18T00:27:33Z">
               <w:r>
                 <w:rPr>
                   <w:rFonts w:ascii="Arial" w:cs="Arial" w:eastAsia="Arial" w:hAnsi="Arial"/>
@@ -1557,7 +1557,7 @@
               </w:rPr>
               <w:t xml:space="preserve">A plane figure has rotational symmetry of order n if it maps onto itself exactly n times in a full 360° rotation about its centre. The smallest angle of rotation that achieves this is 360°/n. The equilateral triangle has order 3 (angle 120°), the square has order 4 (angle 90°), and the regular hexagon has order 6 (angle 60°) — matching the hexagonal weave pattern of a </w:t>
             </w:r>
-            <w:del w:id="9009" w:author="Claude (AI) - proposed" w:date="2026-10-15T20:14:05Z">
+            <w:del w:id="9009" w:author="Claude (AI) - proposed" w:date="2026-10-18T00:27:33Z">
               <w:r>
                 <w:rPr>
                   <w:rFonts w:ascii="Arial" w:cs="Arial" w:eastAsia="Arial" w:hAnsi="Arial"/>
@@ -1572,7 +1572,7 @@
                 <w:delText xml:space="preserve">Maasai</w:delText>
               </w:r>
             </w:del>
-            <w:ins w:id="9010" w:author="Claude (AI) - proposed" w:date="2026-10-15T20:14:05Z">
+            <w:ins w:id="9010" w:author="Claude (AI) - proposed" w:date="2026-10-18T00:27:33Z">
               <w:r>
                 <w:rPr>
                   <w:rFonts w:ascii="Arial" w:cs="Arial" w:eastAsia="Arial" w:hAnsi="Arial"/>
@@ -1600,7 +1600,7 @@
               </w:rPr>
               <w:t xml:space="preserve"> kiondo basket. Three-dimensional solids have an axis of rotational symmetry; </w:t>
             </w:r>
-            <w:del w:id="9011" w:author="Claude (AI) - proposed" w:date="2026-10-15T20:14:05Z">
+            <w:del w:id="9011" w:author="Claude (AI) - proposed" w:date="2026-10-18T00:27:33Z">
               <w:r>
                 <w:rPr>
                   <w:rFonts w:ascii="Arial" w:cs="Arial" w:eastAsia="Arial" w:hAnsi="Arial"/>
@@ -1615,7 +1615,7 @@
                 <w:delText xml:space="preserve">the triangular prism</w:delText>
               </w:r>
             </w:del>
-            <w:ins w:id="9012" w:author="Claude (AI) - proposed" w:date="2026-10-15T20:14:05Z">
+            <w:ins w:id="9012" w:author="Claude (AI) - proposed" w:date="2026-10-18T00:27:33Z">
               <w:r>
                 <w:rPr>
                   <w:rFonts w:ascii="Arial" w:cs="Arial" w:eastAsia="Arial" w:hAnsi="Arial"/>
@@ -1643,7 +1643,7 @@
               </w:rPr>
               <w:t xml:space="preserve"> has order 3 about its longitudinal axis, the square pyramid has order 4 about its vertical axis, the cone has infinite order about its vertical axis, and the </w:t>
             </w:r>
-            <w:ins w:id="9013" w:author="Claude (AI) - proposed" w:date="2026-10-15T20:14:05Z">
+            <w:ins w:id="9013" w:author="Claude (AI) - proposed" w:date="2026-10-18T00:27:33Z">
               <w:r>
                 <w:rPr>
                   <w:rFonts w:ascii="Arial" w:cs="Arial" w:eastAsia="Arial" w:hAnsi="Arial"/>
@@ -1704,7 +1704,7 @@
               </w:rPr>
               <w:t xml:space="preserve">The order of rotational symmetry reveals how many times a shape reproduces its own appearance during one complete rotation about a fixed centre or axis — exactly as the minute hand of the Nairobi University clock returns to an equivalent position. A regular polygon with n sides has rotational symmetry of order n because rotating it by 360°/n maps every vertex to the next identical vertex position. This is a direct consequence of the equal side lengths and equal interior angles that define a regular polygon. The same principle applies to the cross-sectional face of a prism: a triangular prism's order-3 symmetry about its axis is determined by the equilateral triangle at each end. The kiondo basket's hexagonal pattern (order 6) and the Rift Valley windmill's three-blade arrangement (order 3) are real-world applications of this mathematical rule, and the </w:t>
             </w:r>
-            <w:del w:id="9014" w:author="Claude (AI) - proposed" w:date="2026-10-15T20:14:05Z">
+            <w:del w:id="9014" w:author="Claude (AI) - proposed" w:date="2026-10-18T00:27:33Z">
               <w:r>
                 <w:rPr>
                   <w:rFonts w:ascii="Arial" w:cs="Arial" w:eastAsia="Arial" w:hAnsi="Arial"/>
@@ -1719,7 +1719,7 @@
                 <w:delText xml:space="preserve">full 12-mark</w:delText>
               </w:r>
             </w:del>
-            <w:ins w:id="9015" w:author="Claude (AI) - proposed" w:date="2026-10-15T20:14:05Z">
+            <w:ins w:id="9015" w:author="Claude (AI) - proposed" w:date="2026-10-18T00:27:33Z">
               <w:r>
                 <w:rPr>
                   <w:rFonts w:ascii="Arial" w:cs="Arial" w:eastAsia="Arial" w:hAnsi="Arial"/>
@@ -1747,7 +1747,7 @@
               </w:rPr>
               <w:t xml:space="preserve"> Nairobi clock face </w:t>
             </w:r>
-            <w:del w:id="9016" w:author="Claude (AI) - proposed" w:date="2026-10-15T20:14:05Z">
+            <w:del w:id="9016" w:author="Claude (AI) - proposed" w:date="2026-10-18T00:27:33Z">
               <w:r>
                 <w:rPr>
                   <w:rFonts w:ascii="Arial" w:cs="Arial" w:eastAsia="Arial" w:hAnsi="Arial"/>
@@ -1762,7 +1762,7 @@
                 <w:delText xml:space="preserve">is</w:delText>
               </w:r>
             </w:del>
-            <w:ins w:id="9017" w:author="Claude (AI) - proposed" w:date="2026-10-15T20:14:05Z">
+            <w:ins w:id="9017" w:author="Claude (AI) - proposed" w:date="2026-10-18T00:27:33Z">
               <w:r>
                 <w:rPr>
                   <w:rFonts w:ascii="Arial" w:cs="Arial" w:eastAsia="Arial" w:hAnsi="Arial"/>
@@ -1878,7 +1878,7 @@
               </w:rPr>
               <w:t xml:space="preserve">Learners physically tested four pairs of object-and-image cutouts (translation, rotation, reflection, and the Nairobi clock hand) using a three-step superimposition protocol — slide, </w:t>
             </w:r>
-            <w:del w:id="9018" w:author="Claude (AI) - proposed" w:date="2026-10-15T20:14:05Z">
+            <w:del w:id="9018" w:author="Claude (AI) - proposed" w:date="2026-10-18T00:27:33Z">
               <w:r>
                 <w:rPr>
                   <w:rFonts w:ascii="Arial" w:cs="Arial" w:eastAsia="Arial" w:hAnsi="Arial"/>
@@ -1893,7 +1893,7 @@
                 <w:delText xml:space="preserve">flip-then-slide, lift</w:delText>
               </w:r>
             </w:del>
-            <w:ins w:id="9019" w:author="Claude (AI) - proposed" w:date="2026-10-15T20:14:05Z">
+            <w:ins w:id="9019" w:author="Claude (AI) - proposed" w:date="2026-10-18T00:27:33Z">
               <w:r>
                 <w:rPr>
                   <w:rFonts w:ascii="Arial" w:cs="Arial" w:eastAsia="Arial" w:hAnsi="Arial"/>
@@ -1921,7 +1921,7 @@
               </w:rPr>
               <w:t xml:space="preserve"> — and recorded which pairs </w:t>
             </w:r>
-            <w:del w:id="9020" w:author="Claude (AI) - proposed" w:date="2026-10-15T20:14:05Z">
+            <w:del w:id="9020" w:author="Claude (AI) - proposed" w:date="2026-10-18T00:27:33Z">
               <w:r>
                 <w:rPr>
                   <w:rFonts w:ascii="Arial" w:cs="Arial" w:eastAsia="Arial" w:hAnsi="Arial"/>
@@ -1936,7 +1936,7 @@
                 <w:delText xml:space="preserve">required lifting</w:delText>
               </w:r>
             </w:del>
-            <w:ins w:id="9021" w:author="Claude (AI) - proposed" w:date="2026-10-15T20:14:05Z">
+            <w:ins w:id="9021" w:author="Claude (AI) - proposed" w:date="2026-10-18T00:27:33Z">
               <w:r>
                 <w:rPr>
                   <w:rFonts w:ascii="Arial" w:cs="Arial" w:eastAsia="Arial" w:hAnsi="Arial"/>
@@ -1997,7 +1997,7 @@
               </w:rPr>
               <w:t xml:space="preserve">Rotation produces </w:t>
             </w:r>
-            <w:del w:id="9022" w:author="Claude (AI) - proposed" w:date="2026-10-15T20:14:05Z">
+            <w:del w:id="9022" w:author="Claude (AI) - proposed" w:date="2026-10-18T00:27:33Z">
               <w:r>
                 <w:rPr>
                   <w:rFonts w:ascii="Arial" w:cs="Arial" w:eastAsia="Arial" w:hAnsi="Arial"/>
@@ -2012,7 +2012,7 @@
                 <w:delText xml:space="preserve">OPPOSITE</w:delText>
               </w:r>
             </w:del>
-            <w:ins w:id="9023" w:author="Claude (AI) - proposed" w:date="2026-10-15T20:14:05Z">
+            <w:ins w:id="9023" w:author="Claude (AI) - proposed" w:date="2026-10-18T00:27:33Z">
               <w:r>
                 <w:rPr>
                   <w:rFonts w:ascii="Arial" w:cs="Arial" w:eastAsia="Arial" w:hAnsi="Arial"/>
@@ -2040,7 +2040,7 @@
               </w:rPr>
               <w:t xml:space="preserve"> congruence: the rotated image is the same shape and size as the object</w:t>
             </w:r>
-            <w:del w:id="9024" w:author="Claude (AI) - proposed" w:date="2026-10-15T20:14:05Z">
+            <w:del w:id="9024" w:author="Claude (AI) - proposed" w:date="2026-10-18T00:27:33Z">
               <w:r>
                 <w:rPr>
                   <w:rFonts w:ascii="Arial" w:cs="Arial" w:eastAsia="Arial" w:hAnsi="Arial"/>
@@ -2055,7 +2055,7 @@
                 <w:delText xml:space="preserve">, but its cyclic vertex order is reversed, so it cannot be superimposed on the object without lifting it off the plane. Translation produces DIRECT</w:delText>
               </w:r>
             </w:del>
-            <w:ins w:id="9025" w:author="Claude (AI) - proposed" w:date="2026-10-15T20:14:05Z">
+            <w:ins w:id="9025" w:author="Claude (AI) - proposed" w:date="2026-10-18T00:27:33Z">
               <w:r>
                 <w:rPr>
                   <w:rFonts w:ascii="Arial" w:cs="Arial" w:eastAsia="Arial" w:hAnsi="Arial"/>
@@ -2083,7 +2083,7 @@
               </w:rPr>
               <w:t xml:space="preserve"> congruence (slide only). Reflection </w:t>
             </w:r>
-            <w:del w:id="9026" w:author="Claude (AI) - proposed" w:date="2026-10-15T20:14:05Z">
+            <w:del w:id="9026" w:author="Claude (AI) - proposed" w:date="2026-10-18T00:27:33Z">
               <w:r>
                 <w:rPr>
                   <w:rFonts w:ascii="Arial" w:cs="Arial" w:eastAsia="Arial" w:hAnsi="Arial"/>
@@ -2098,7 +2098,7 @@
                 <w:delText xml:space="preserve">also produces opposite congruence</w:delText>
               </w:r>
             </w:del>
-            <w:ins w:id="9027" w:author="Claude (AI) - proposed" w:date="2026-10-15T20:14:05Z">
+            <w:ins w:id="9027" w:author="Claude (AI) - proposed" w:date="2026-10-18T00:27:33Z">
               <w:r>
                 <w:rPr>
                   <w:rFonts w:ascii="Arial" w:cs="Arial" w:eastAsia="Arial" w:hAnsi="Arial"/>
@@ -2126,7 +2126,7 @@
               </w:rPr>
               <w:t xml:space="preserve">. The minute hand of Nairobi's clock at different positions exemplifies </w:t>
             </w:r>
-            <w:del w:id="9028" w:author="Claude (AI) - proposed" w:date="2026-10-15T20:14:05Z">
+            <w:del w:id="9028" w:author="Claude (AI) - proposed" w:date="2026-10-18T00:27:33Z">
               <w:r>
                 <w:rPr>
                   <w:rFonts w:ascii="Arial" w:cs="Arial" w:eastAsia="Arial" w:hAnsi="Arial"/>
@@ -2141,7 +2141,7 @@
                 <w:delText xml:space="preserve">opposite</w:delText>
               </w:r>
             </w:del>
-            <w:ins w:id="9029" w:author="Claude (AI) - proposed" w:date="2026-10-15T20:14:05Z">
+            <w:ins w:id="9029" w:author="Claude (AI) - proposed" w:date="2026-10-18T00:27:33Z">
               <w:r>
                 <w:rPr>
                   <w:rFonts w:ascii="Arial" w:cs="Arial" w:eastAsia="Arial" w:hAnsi="Arial"/>
@@ -2189,10 +2189,10 @@
               <w:spacing w:after="40" w:before="0"/>
               <w:jc w:val="left"/>
               <w:rPr>
-                <w:ins w:id="9031" w:author="Claude (AI) - proposed" w:date="2026-10-15T20:14:05Z"/>
-              </w:rPr>
-            </w:pPr>
-            <w:ins w:id="9030" w:author="Claude (AI) - proposed" w:date="2026-10-15T20:14:05Z">
+                <w:ins w:id="9031" w:author="Claude (AI) - proposed" w:date="2026-10-18T00:27:33Z"/>
+              </w:rPr>
+            </w:pPr>
+            <w:ins w:id="9030" w:author="Claude (AI) - proposed" w:date="2026-10-18T00:27:33Z">
               <w:r>
                 <w:rPr>
                   <w:rFonts w:ascii="Arial" w:cs="Arial" w:eastAsia="Arial" w:hAnsi="Arial"/>
@@ -2214,10 +2214,10 @@
               <w:spacing w:after="40" w:before="0"/>
               <w:jc w:val="left"/>
               <w:rPr>
-                <w:del w:id="9033" w:author="Claude (AI) - proposed" w:date="2026-10-15T20:14:05Z"/>
-              </w:rPr>
-            </w:pPr>
-            <w:del w:id="9032" w:author="Claude (AI) - proposed" w:date="2026-10-15T20:14:05Z">
+                <w:del w:id="9033" w:author="Claude (AI) - proposed" w:date="2026-10-18T00:27:33Z"/>
+              </w:rPr>
+            </w:pPr>
+            <w:del w:id="9032" w:author="Claude (AI) - proposed" w:date="2026-10-18T00:27:33Z">
               <w:r>
                 <w:rPr>
                   <w:rFonts w:ascii="Arial" w:cs="Arial" w:eastAsia="Arial" w:hAnsi="Arial"/>
@@ -2386,7 +2386,7 @@
               </w:rPr>
               <w:t xml:space="preserve">The minute hand of the University of Nairobi clock is a real-world example of rotation: a geometric transformation in which every point of an object turns through a fixed angle about a fixed centre (the origin/clock centre), preserving all distances and angles. The mathematical rules that govern exactly where every point ends up are coordinate rotation rules: for a 90° clockwise rotation, (x,y)→(y,−x); for 180°, (x,y)→(−x,−y); for 270° clockwise, (x,y)→(−y,x). These rules allow us to predict the precise location of every point on any shape after any rotation on the Cartesian plane. The object and its image are always directly congruent (same shape, same size, same orientation type). The clock hand itself has rotational symmetry of order 1 (as a non-symmetric shape), while the </w:t>
             </w:r>
-            <w:del w:id="9034" w:author="Claude (AI) - proposed" w:date="2026-10-15T20:14:05Z">
+            <w:del w:id="9034" w:author="Claude (AI) - proposed" w:date="2026-10-18T00:27:33Z">
               <w:r>
                 <w:rPr>
                   <w:rFonts w:ascii="Arial" w:cs="Arial" w:eastAsia="Arial" w:hAnsi="Arial"/>
@@ -2401,7 +2401,7 @@
                 <w:delText xml:space="preserve">clock face with its 12 hour-marks has</w:delText>
               </w:r>
             </w:del>
-            <w:ins w:id="9035" w:author="Claude (AI) - proposed" w:date="2026-10-15T20:14:05Z">
+            <w:ins w:id="9035" w:author="Claude (AI) - proposed" w:date="2026-10-18T00:27:33Z">
               <w:r>
                 <w:rPr>
                   <w:rFonts w:ascii="Arial" w:cs="Arial" w:eastAsia="Arial" w:hAnsi="Arial"/>
@@ -2551,7 +2551,7 @@
         </w:rPr>
         <w:t xml:space="preserve">© 2026 SeaVuria and ARES. This work is licensed under a </w:t>
       </w:r>
-      <w:hyperlink w:history="1" r:id="rIdjzupqgg_twamsykp5_oq1">
+      <w:hyperlink w:history="1" r:id="rIdk7vjwmifosblmr1tfnob0">
         <w:r>
           <w:rPr>
             <w:rFonts w:ascii="Arial" w:cs="Arial" w:eastAsia="Arial" w:hAnsi="Arial"/>
@@ -2571,7 +2571,7 @@
         </w:rPr>
         <w:t xml:space="preserve"> (</w:t>
       </w:r>
-      <w:hyperlink w:history="1" r:id="rIdtkjbxnsp-njcamaz7e0jb">
+      <w:hyperlink w:history="1" r:id="rId9k5si9excftj4vhxpcjy8">
         <w:r>
           <w:rPr>
             <w:rFonts w:ascii="Arial" w:cs="Arial" w:eastAsia="Arial" w:hAnsi="Arial"/>
@@ -2591,7 +2591,7 @@
         </w:rPr>
         <w:t xml:space="preserve">). To view a copy of this license, visit </w:t>
       </w:r>
-      <w:hyperlink w:history="1" r:id="rId-himhdtxdf84lx3f5numh">
+      <w:hyperlink w:history="1" r:id="rIdmk9hfvpnkxsjatxbfpx54">
         <w:r>
           <w:rPr>
             <w:rFonts w:ascii="Arial" w:cs="Arial" w:eastAsia="Arial" w:hAnsi="Arial"/>
